--- a/docs/word/SMMEMS - FPSLLC Operating Agreement - Member-Managed Single Member (S Corporation) - DRAFT.docx
+++ b/docs/word/SMMEMS - FPSLLC Operating Agreement - Member-Managed Single Member (S Corporation) - DRAFT.docx
@@ -4201,7 +4201,7 @@
                 <w:sz w:val="22"/>
                 <w:szCs w:val="22"/>
               </w:rPr>
-              <w:t xml:space="preserve">[PURPOSE — e.g., "to acquire, own, lease, and manage the real property located at ___" or "any lawful business"]</w:t>
+              <w:t xml:space="preserve">Any lawful purpose, including, without limitation, [PURPOSE]</w:t>
             </w:r>
           </w:p>
         </w:tc>

--- a/docs/word/SMMEMS - FPSLLC Operating Agreement - Member-Managed Single Member (S Corporation) - DRAFT.docx
+++ b/docs/word/SMMEMS - FPSLLC Operating Agreement - Member-Managed Single Member (S Corporation) - DRAFT.docx
@@ -3257,6 +3257,67 @@
           <w:szCs w:val="24"/>
         </w:rPr>
         <w:t xml:space="preserve">[MEMBER NAME]</w:t>
+      </w:r>
+    </w:p>
+    <w:p>
+      <w:pPr>
+        <w:widowControl/>
+        <w:spacing w:after="160"/>
+        <w:jc w:val="both"/>
+      </w:pPr>
+      <w:r>
+        <w:rPr>
+          <w:rFonts w:ascii="Times New Roman" w:hAnsi="Times New Roman"/>
+          <w:sz w:val="24"/>
+          <w:szCs w:val="24"/>
+        </w:rPr>
+        <w:t xml:space="preserve">Date: _____________________________[MEMBER NAME]</w:t>
+      </w:r>
+    </w:p>
+    <w:p>
+      <w:pPr>
+        <w:keepNext/>
+        <w:widowControl/>
+        <w:spacing w:after="160"/>
+        <w:jc w:val="both"/>
+      </w:pPr>
+      <w:r>
+        <w:rPr>
+          <w:rFonts w:ascii="Times New Roman" w:hAnsi="Times New Roman"/>
+          <w:sz w:val="24"/>
+          <w:szCs w:val="24"/>
+        </w:rPr>
+        <w:t xml:space="preserve">By: _____________________________</w:t>
+      </w:r>
+    </w:p>
+    <w:p>
+      <w:pPr>
+        <w:widowControl/>
+        <w:spacing w:after="160"/>
+        <w:jc w:val="both"/>
+      </w:pPr>
+      <w:r>
+        <w:rPr>
+          <w:rFonts w:ascii="Times New Roman" w:hAnsi="Times New Roman"/>
+          <w:sz w:val="24"/>
+          <w:szCs w:val="24"/>
+        </w:rPr>
+        <w:t xml:space="preserve">[[indent]][PRINTED NAME]</w:t>
+      </w:r>
+    </w:p>
+    <w:p>
+      <w:pPr>
+        <w:widowControl/>
+        <w:spacing w:after="160"/>
+        <w:jc w:val="both"/>
+      </w:pPr>
+      <w:r>
+        <w:rPr>
+          <w:rFonts w:ascii="Times New Roman" w:hAnsi="Times New Roman"/>
+          <w:sz w:val="24"/>
+          <w:szCs w:val="24"/>
+        </w:rPr>
+        <w:t xml:space="preserve">[[indent]][TITLE]</w:t>
       </w:r>
     </w:p>
     <w:p>
@@ -4549,6 +4610,67 @@
           <w:szCs w:val="24"/>
         </w:rPr>
         <w:t xml:space="preserve">[ADOPTER NAME], Member</w:t>
+      </w:r>
+    </w:p>
+    <w:p>
+      <w:pPr>
+        <w:widowControl/>
+        <w:spacing w:after="160"/>
+        <w:jc w:val="both"/>
+      </w:pPr>
+      <w:r>
+        <w:rPr>
+          <w:rFonts w:ascii="Times New Roman" w:hAnsi="Times New Roman"/>
+          <w:sz w:val="24"/>
+          <w:szCs w:val="24"/>
+        </w:rPr>
+        <w:t xml:space="preserve">[ADOPTER NAME], Member</w:t>
+      </w:r>
+    </w:p>
+    <w:p>
+      <w:pPr>
+        <w:keepNext/>
+        <w:widowControl/>
+        <w:spacing w:after="160"/>
+        <w:jc w:val="both"/>
+      </w:pPr>
+      <w:r>
+        <w:rPr>
+          <w:rFonts w:ascii="Times New Roman" w:hAnsi="Times New Roman"/>
+          <w:sz w:val="24"/>
+          <w:szCs w:val="24"/>
+        </w:rPr>
+        <w:t xml:space="preserve">By: _____________________________</w:t>
+      </w:r>
+    </w:p>
+    <w:p>
+      <w:pPr>
+        <w:widowControl/>
+        <w:spacing w:after="160"/>
+        <w:jc w:val="both"/>
+      </w:pPr>
+      <w:r>
+        <w:rPr>
+          <w:rFonts w:ascii="Times New Roman" w:hAnsi="Times New Roman"/>
+          <w:sz w:val="24"/>
+          <w:szCs w:val="24"/>
+        </w:rPr>
+        <w:t xml:space="preserve">[[indent]][PRINTED NAME]</w:t>
+      </w:r>
+    </w:p>
+    <w:p>
+      <w:pPr>
+        <w:widowControl/>
+        <w:spacing w:after="160"/>
+        <w:jc w:val="both"/>
+      </w:pPr>
+      <w:r>
+        <w:rPr>
+          <w:rFonts w:ascii="Times New Roman" w:hAnsi="Times New Roman"/>
+          <w:sz w:val="24"/>
+          <w:szCs w:val="24"/>
+        </w:rPr>
+        <w:t xml:space="preserve">[[indent]][TITLE]</w:t>
       </w:r>
     </w:p>
     <w:p>

--- a/docs/word/SMMEMS - FPSLLC Operating Agreement - Member-Managed Single Member (S Corporation) - DRAFT.docx
+++ b/docs/word/SMMEMS - FPSLLC Operating Agreement - Member-Managed Single Member (S Corporation) - DRAFT.docx
@@ -396,7 +396,7 @@
           <w:sz w:val="24"/>
           <w:szCs w:val="24"/>
         </w:rPr>
-        <w:t xml:space="preserve"> The principal office of the Company is [PRINCIPAL ADDRESS], or such other place as the Member may determine. A Protected Series may maintain its own place of business as determined by the Company.</w:t>
+        <w:t xml:space="preserve"> The principal office of the Company is [PRINCIPAL ADDRESS], or such other place as the Member may determine. A Protected Series may maintain its own place of business as determined by the Member.</w:t>
       </w:r>
     </w:p>
     <w:p>

--- a/docs/word/SMMEMS - FPSLLC Operating Agreement - Member-Managed Single Member (S Corporation) - DRAFT.docx
+++ b/docs/word/SMMEMS - FPSLLC Operating Agreement - Member-Managed Single Member (S Corporation) - DRAFT.docx
@@ -949,7 +949,7 @@
           <w:sz w:val="24"/>
           <w:szCs w:val="24"/>
         </w:rPr>
-        <w:t xml:space="preserve"> With the consent of the Member, the Company may establish one or more Protected Series by causing a Protected Series Designation to be signed and filed with the Department as provided in s. 605.2201, Florida Statutes. At or before the filing of each Protected Series Designation, the Member shall adopt a Series Exhibit for the new Protected Series. Each Protected Series shall be established without Associated Members.</w:t>
+        <w:t xml:space="preserve"> With the consent of the Member, the Company may establish one or more Protected Series by causing a Protected Series Designation to be signed and filed with the Department as provided in s. 605.2201, Florida Statutes. At or before the filing of each Protected Series Designation, the Member shall adopt a Series Exhibit for the new Protected Series. The Member is authorized to execute and file each Protected Series Designation. Each Protected Series shall be established without Associated Members.</w:t>
       </w:r>
     </w:p>
     <w:p>
@@ -1036,7 +1036,7 @@
           <w:sz w:val="24"/>
           <w:szCs w:val="24"/>
         </w:rPr>
-        <w:t xml:space="preserve"> a separate legal entity capable of existing independently of the Company, may not be a member of the Company, may not itself designate a protected series, and may not merge, convert, domesticate, or engage in an interest exchange except through the single statutory channel provided in s. 605.2604, Florida Statutes; and</w:t>
+        <w:t xml:space="preserve"> a separate legal entity capable of existing independently of the Company, may not be a member of the Company, may not itself designate a protected series, and may not merge, convert, domesticate, or engage in an interest exchange except as ss. 605.2602 and 605.2605–605.2607, Florida Statutes, permit; and</w:t>
       </w:r>
     </w:p>
     <w:p>

--- a/docs/word/SMMEMS - FPSLLC Operating Agreement - Member-Managed Single Member (S Corporation) - DRAFT.docx
+++ b/docs/word/SMMEMS - FPSLLC Operating Agreement - Member-Managed Single Member (S Corporation) - DRAFT.docx
@@ -5370,7 +5370,7 @@
           <w:sz w:val="24"/>
           <w:szCs w:val="24"/>
         </w:rPr>
-        <w:t xml:space="preserve">Form document — [COMPANY NAME], LLC Operating Agreement (Member-Managed, Single Member / S Corporation), v1 draft. Statutory citations verified against Online Sunshine: ss. 605.2103, 605.2107, 605.2201, 605.2202, 605.2301, 605.2303, 605.2304, 605.2401, 605.2501, 605.2604, 605.0302, 605.04074, 48.062, 711.50–711.512, Fla. Stat. Code references: sections 1361, 1362, 1378.</w:t>
+        <w:t xml:space="preserve">Form document — [COMPANY NAME], LLC Operating Agreement (Member-Managed, Single Member / S Corporation), v1 draft. Statutory citations in this form: ss. 48.062, 605.0102, 605.0302, 605.0602, 605.2101, 605.2103, 605.2107, 605.2201, 605.2301, 605.2302, 605.2303, 605.2304, 605.2401, 605.2602, 605.2605, 605.2607, 605.2802, 711.501, 711.512, Fla. Stat. Code references: sections 1361, 1362, 1378.</w:t>
       </w:r>
     </w:p>
     <w:p>

--- a/docs/word/SMMEMS - FPSLLC Operating Agreement - Member-Managed Single Member (S Corporation) - DRAFT.docx
+++ b/docs/word/SMMEMS - FPSLLC Operating Agreement - Member-Managed Single Member (S Corporation) - DRAFT.docx
@@ -3153,7 +3153,7 @@
           <w:sz w:val="24"/>
           <w:szCs w:val="24"/>
         </w:rPr>
-        <w:t xml:space="preserve"> Headings are for convenience only. "Including" means "including without limitation." References to statutes include amendments and successor provisions.</w:t>
+        <w:t xml:space="preserve"> Headings are for convenience only. "Including" means "including without limitation." References to statutes include amendments and successor provisions. Words in the singular include the plural, and words in the plural include the singular, as the context requires.</w:t>
       </w:r>
     </w:p>
     <w:p>

--- a/docs/word/SMMEMS - FPSLLC Operating Agreement - Member-Managed Single Member (S Corporation) - DRAFT.docx
+++ b/docs/word/SMMEMS - FPSLLC Operating Agreement - Member-Managed Single Member (S Corporation) - DRAFT.docx
@@ -5370,7 +5370,7 @@
           <w:sz w:val="24"/>
           <w:szCs w:val="24"/>
         </w:rPr>
-        <w:t xml:space="preserve">Form document — [COMPANY NAME], LLC Operating Agreement (Member-Managed, Single Member / S Corporation), v1 draft. Statutory citations in this form: ss. 48.062, 605.0102, 605.0302, 605.0602, 605.2101, 605.2103, 605.2107, 605.2201, 605.2301, 605.2302, 605.2303, 605.2304, 605.2401, 605.2602, 605.2605, 605.2607, 605.2802, 711.501, 711.512, Fla. Stat. Code references: sections 1361, 1362, 1378.</w:t>
+        <w:t xml:space="preserve">Form document — [COMPANY NAME], LLC Operating Agreement (Member-Managed, Single Member / S Corporation), v1 draft. Statutory citations in this form: ss. 48.062, 605.0102, 605.0302, 605.0602, 605.2101, 605.2103, 605.2107, 605.2201, 605.2301, 605.2302, 605.2303, 605.2304, 605.2401, 605.2602, 605.2605, 605.2607, 605.2802, 711.50, 711.501, 711.512, Fla. Stat. Internal Revenue Code sections: 1361, 1362, 1378.</w:t>
       </w:r>
     </w:p>
     <w:p>

--- a/docs/word/SMMEMS - FPSLLC Operating Agreement - Member-Managed Single Member (S Corporation) - DRAFT.docx
+++ b/docs/word/SMMEMS - FPSLLC Operating Agreement - Member-Managed Single Member (S Corporation) - DRAFT.docx
@@ -3292,32 +3292,34 @@
     </w:p>
     <w:p>
       <w:pPr>
-        <w:widowControl/>
-        <w:spacing w:after="160"/>
-        <w:jc w:val="both"/>
-      </w:pPr>
-      <w:r>
-        <w:rPr>
-          <w:rFonts w:ascii="Times New Roman" w:hAnsi="Times New Roman"/>
-          <w:sz w:val="24"/>
-          <w:szCs w:val="24"/>
-        </w:rPr>
-        <w:t xml:space="preserve">[[indent]][PRINTED NAME]</w:t>
-      </w:r>
-    </w:p>
-    <w:p>
-      <w:pPr>
-        <w:widowControl/>
-        <w:spacing w:after="160"/>
-        <w:jc w:val="both"/>
-      </w:pPr>
-      <w:r>
-        <w:rPr>
-          <w:rFonts w:ascii="Times New Roman" w:hAnsi="Times New Roman"/>
-          <w:sz w:val="24"/>
-          <w:szCs w:val="24"/>
-        </w:rPr>
-        <w:t xml:space="preserve">[[indent]][TITLE]</w:t>
+        <w:keepLines/>
+        <w:widowControl/>
+        <w:spacing w:after="160"/>
+        <w:ind w:left="407"/>
+      </w:pPr>
+      <w:r>
+        <w:rPr>
+          <w:rFonts w:ascii="Times New Roman" w:hAnsi="Times New Roman"/>
+          <w:sz w:val="24"/>
+          <w:szCs w:val="24"/>
+        </w:rPr>
+        <w:t xml:space="preserve">[PRINTED NAME]</w:t>
+      </w:r>
+    </w:p>
+    <w:p>
+      <w:pPr>
+        <w:keepLines/>
+        <w:widowControl/>
+        <w:spacing w:after="160"/>
+        <w:ind w:left="407"/>
+      </w:pPr>
+      <w:r>
+        <w:rPr>
+          <w:rFonts w:ascii="Times New Roman" w:hAnsi="Times New Roman"/>
+          <w:sz w:val="24"/>
+          <w:szCs w:val="24"/>
+        </w:rPr>
+        <w:t xml:space="preserve">[TITLE]</w:t>
       </w:r>
     </w:p>
     <w:p>
@@ -3988,32 +3990,100 @@
           </w:p>
         </w:tc>
       </w:tr>
+      <w:tr>
+        <w:trPr>
+          <w:cantSplit/>
+        </w:trPr>
+        <w:tc>
+          <w:tcPr>
+            <w:tcW w:w="3120" w:type="dxa"/>
+            <w:tcMar>
+              <w:top w:w="60" w:type="dxa"/>
+              <w:left w:w="108" w:type="dxa"/>
+              <w:bottom w:w="60" w:type="dxa"/>
+              <w:right w:w="108" w:type="dxa"/>
+            </w:tcMar>
+          </w:tcPr>
+          <w:p>
+            <w:pPr>
+              <w:keepLines/>
+              <w:widowControl/>
+              <w:spacing w:before="40" w:after="40"/>
+            </w:pPr>
+            <w:r>
+              <w:rPr>
+                <w:rFonts w:ascii="Times New Roman" w:hAnsi="Times New Roman"/>
+                <w:sz w:val="22"/>
+                <w:szCs w:val="22"/>
+              </w:rPr>
+              <w:t xml:space="preserve">[ASSET]</w:t>
+            </w:r>
+          </w:p>
+        </w:tc>
+        <w:tc>
+          <w:tcPr>
+            <w:tcW w:w="3120" w:type="dxa"/>
+            <w:tcMar>
+              <w:top w:w="60" w:type="dxa"/>
+              <w:left w:w="108" w:type="dxa"/>
+              <w:bottom w:w="60" w:type="dxa"/>
+              <w:right w:w="108" w:type="dxa"/>
+            </w:tcMar>
+          </w:tcPr>
+          <w:p>
+            <w:pPr>
+              <w:keepLines/>
+              <w:widowControl/>
+              <w:spacing w:before="40" w:after="40"/>
+            </w:pPr>
+            <w:r>
+              <w:rPr>
+                <w:rFonts w:ascii="Times New Roman" w:hAnsi="Times New Roman"/>
+                <w:sz w:val="22"/>
+                <w:szCs w:val="22"/>
+              </w:rPr>
+              <w:t xml:space="preserve">[ASSET VALUE]</w:t>
+            </w:r>
+          </w:p>
+        </w:tc>
+        <w:tc>
+          <w:tcPr>
+            <w:tcW w:w="3120" w:type="dxa"/>
+            <w:tcMar>
+              <w:top w:w="60" w:type="dxa"/>
+              <w:left w:w="108" w:type="dxa"/>
+              <w:bottom w:w="60" w:type="dxa"/>
+              <w:right w:w="108" w:type="dxa"/>
+            </w:tcMar>
+          </w:tcPr>
+          <w:p>
+            <w:pPr>
+              <w:keepLines/>
+              <w:widowControl/>
+              <w:spacing w:before="40" w:after="40"/>
+            </w:pPr>
+            <w:r>
+              <w:rPr>
+                <w:rFonts w:ascii="Times New Roman" w:hAnsi="Times New Roman"/>
+                <w:sz w:val="22"/>
+                <w:szCs w:val="22"/>
+              </w:rPr>
+              <w:t xml:space="preserve">[ASSET TO]</w:t>
+            </w:r>
+          </w:p>
+        </w:tc>
+      </w:tr>
     </w:tbl>
     <w:p>
       <w:pPr>
         <w:widowControl/>
-        <w:spacing w:after="160"/>
-      </w:pPr>
-      <w:r>
-        <w:rPr>
-          <w:rFonts w:ascii="Times New Roman" w:hAnsi="Times New Roman"/>
-          <w:sz w:val="24"/>
-        </w:rPr>
-      </w:r>
-    </w:p>
-    <w:p>
-      <w:pPr>
-        <w:widowControl/>
-        <w:spacing w:after="160"/>
-        <w:jc w:val="both"/>
-      </w:pPr>
-      <w:r>
-        <w:rPr>
-          <w:rFonts w:ascii="Times New Roman" w:hAnsi="Times New Roman"/>
-          <w:sz w:val="24"/>
-          <w:szCs w:val="24"/>
-        </w:rPr>
-        <w:t xml:space="preserve">| [ASSET] | [ASSET VALUE] | [ASSET TO] |</w:t>
+        <w:spacing w:after="0"/>
+      </w:pPr>
+      <w:r>
+        <w:rPr>
+          <w:rFonts w:ascii="Times New Roman" w:hAnsi="Times New Roman"/>
+          <w:sz w:val="24"/>
+        </w:rPr>
       </w:r>
     </w:p>
     <w:p>
@@ -4645,32 +4715,34 @@
     </w:p>
     <w:p>
       <w:pPr>
-        <w:widowControl/>
-        <w:spacing w:after="160"/>
-        <w:jc w:val="both"/>
-      </w:pPr>
-      <w:r>
-        <w:rPr>
-          <w:rFonts w:ascii="Times New Roman" w:hAnsi="Times New Roman"/>
-          <w:sz w:val="24"/>
-          <w:szCs w:val="24"/>
-        </w:rPr>
-        <w:t xml:space="preserve">[[indent]][PRINTED NAME]</w:t>
-      </w:r>
-    </w:p>
-    <w:p>
-      <w:pPr>
-        <w:widowControl/>
-        <w:spacing w:after="160"/>
-        <w:jc w:val="both"/>
-      </w:pPr>
-      <w:r>
-        <w:rPr>
-          <w:rFonts w:ascii="Times New Roman" w:hAnsi="Times New Roman"/>
-          <w:sz w:val="24"/>
-          <w:szCs w:val="24"/>
-        </w:rPr>
-        <w:t xml:space="preserve">[[indent]][TITLE]</w:t>
+        <w:keepLines/>
+        <w:widowControl/>
+        <w:spacing w:after="160"/>
+        <w:ind w:left="407"/>
+      </w:pPr>
+      <w:r>
+        <w:rPr>
+          <w:rFonts w:ascii="Times New Roman" w:hAnsi="Times New Roman"/>
+          <w:sz w:val="24"/>
+          <w:szCs w:val="24"/>
+        </w:rPr>
+        <w:t xml:space="preserve">[PRINTED NAME]</w:t>
+      </w:r>
+    </w:p>
+    <w:p>
+      <w:pPr>
+        <w:keepLines/>
+        <w:widowControl/>
+        <w:spacing w:after="160"/>
+        <w:ind w:left="407"/>
+      </w:pPr>
+      <w:r>
+        <w:rPr>
+          <w:rFonts w:ascii="Times New Roman" w:hAnsi="Times New Roman"/>
+          <w:sz w:val="24"/>
+          <w:szCs w:val="24"/>
+        </w:rPr>
+        <w:t xml:space="preserve">[TITLE]</w:t>
       </w:r>
     </w:p>
     <w:p>

--- a/docs/word/SMMEMS - FPSLLC Operating Agreement - Member-Managed Single Member (S Corporation) - DRAFT.docx
+++ b/docs/word/SMMEMS - FPSLLC Operating Agreement - Member-Managed Single Member (S Corporation) - DRAFT.docx
@@ -290,7 +290,7 @@
           <w:sz w:val="24"/>
           <w:szCs w:val="24"/>
         </w:rPr>
-        <w:t xml:space="preserve"> The Company is a limited liability company organized under the Florida Revised Uniform Limited Liability Company Act, Chapter 605, Florida Statutes (the "Act"). Upon the filing of its first Protected Series Designation with the Department, the Company is, and shall be identified in its records and dealings as, a </w:t>
+        <w:t xml:space="preserve"> The Company is a limited liability company organized under the Florida Revised Limited Liability Company Act, Chapter 605, Florida Statutes (the "Act"). Upon the filing of its first Protected Series Designation with the Department, the Company is, and shall be identified in its records and dealings as, a </w:t>
       </w:r>
       <w:r>
         <w:rPr>
@@ -372,7 +372,24 @@
           <w:sz w:val="24"/>
           <w:szCs w:val="24"/>
         </w:rPr>
-        <w:t xml:space="preserve"> The purpose of the Company, and of each Protected Series, is to engage in any lawful business, purpose, or activity for which limited liability companies may be organized under the Act, together with any additional purpose set forth in the Articles of Organization and, as to a Protected Series, any additional purpose set forth in its Series Exhibit. An additional purpose so stated is cumulative and does not limit the general purpose stated in this Section. The Company, and each Protected Series in its own name, shall have all powers conferred by the Act, including with respect to each Protected Series the power to enter into and enforce contracts; to acquire, own, hold, improve, lease, encumber, and convey real, personal, and intangible property; to grant liens and security interests in its Associated Assets; to open and maintain deposit and investment accounts; to sue and be sued; and to conduct its activities and affairs in its own name, all as contemplated by s. 605.2103, Florida Statutes.</w:t>
+        <w:t xml:space="preserve"> The purpose of the Company, and of each Protected Series, is to engage in any lawful business, purpose, or activity for which limited liability companies may be organized under the Act, together with any additional purpose set forth in the Articles of Organization and, as to a Protected Series, any additional purpose set forth in its Series Exhibit. An additional purpose so stated is cumulative and does not limit the general purpose stated in this Section. The Company, and each Protected Series in its own name, shall have all powers conferred by the Act, including with respect to each Protected Series the power to enter into and enforce contracts; to acquire, own, hold, improve, lease, encumber, and convey real, personal, and intangible property; to grant liens and security interests in its Associated Assets; to open and maintain deposit and investment accounts; to sue and be sued; and to conduct its activities and affairs in its own name, all as contemplated by s. 605.2103, Florida Statutes.  </w:t>
+      </w:r>
+      <w:r>
+        <w:rPr>
+          <w:rFonts w:ascii="Times New Roman" w:hAnsi="Times New Roman"/>
+          <w:b/>
+          <w:sz w:val="24"/>
+          <w:szCs w:val="24"/>
+        </w:rPr>
+        <w:t xml:space="preserve">Professional companies only.</w:t>
+      </w:r>
+      <w:r>
+        <w:rPr>
+          <w:rFonts w:ascii="Times New Roman" w:hAnsi="Times New Roman"/>
+          <w:sz w:val="24"/>
+          <w:szCs w:val="24"/>
+        </w:rPr>
+        <w:t xml:space="preserve"> Notwithstanding any other provision of this Agreement or any Series Exhibit, if the Company is organized as a professional limited liability company under Chapter 621, Florida Statutes, the Company and each Protected Series shall engage only in the professional services for which the Company was organized, together with investments and ownership of property permitted by s. 621.08. No Transfer of a Membership Interest or admission as a Member, including through a transfer-on-death designation, a permitted family Transfer, bankruptcy, or continuation after the last Member ceases to be a Member, is permitted unless the recipient is a professional corporation, professional limited liability company, or individual, each licensed or otherwise legally authorized to render the same specific professional services as those for which the Company was organized, as required by ss. 621.09(2) and 621.11(2). These requirements apply in addition to every other transfer and admission requirement of this Agreement, including any applicable S corporation shareholder eligibility requirement.</w:t>
       </w:r>
     </w:p>
     <w:p>
@@ -492,7 +509,7 @@
           <w:sz w:val="24"/>
           <w:szCs w:val="24"/>
         </w:rPr>
-        <w:t xml:space="preserve"> The Member shall execute and cause to be filed with the Department all records the Act requires or permits, including Protected Series Designations, amendments thereto, statements of change, annual reports, and statements of dissolution, and shall take all other action necessary to maintain the Company and each Protected Series in good standing.</w:t>
+        <w:t xml:space="preserve"> The Member shall execute and cause to be filed with the Department all records the Act requires or permits, including Protected Series Designations, amendments thereto, statements of change, annual reports, articles of dissolution of the Company, articles of protected series dissolution, and, after winding up a Protected Series, statements of designation cancellation, and shall take all other action necessary to maintain the Company and each Protected Series in good standing.</w:t>
       </w:r>
     </w:p>
     <w:p>
@@ -580,7 +597,7 @@
           <w:sz w:val="24"/>
           <w:szCs w:val="24"/>
         </w:rPr>
-        <w:t xml:space="preserve"> means the Florida Revised Uniform Limited Liability Company Act, Chapter 605, Florida Statutes, as amended, including the Protected Series Provisions.</w:t>
+        <w:t xml:space="preserve"> means the Florida Revised Limited Liability Company Act, Chapter 605, Florida Statutes, as amended, including the Protected Series Provisions.</w:t>
       </w:r>
     </w:p>
     <w:p>
@@ -1538,7 +1555,7 @@
           <w:sz w:val="24"/>
           <w:szCs w:val="24"/>
         </w:rPr>
-        <w:t xml:space="preserve"> as provided in its Articles of Organization and this Agreement. The management and conduct of the activities and affairs of the Company are vested in the Member. There is no manager, and no person shall be designated or hold out as a manager of the Company or of any Protected Series.</w:t>
+        <w:t xml:space="preserve"> as provided in its Articles of Organization and this Agreement. The management and conduct of the activities and affairs of the Company are vested in the Member. There is no manager of the Company, and no person shall be designated or hold out as a manager of the Company. The Member serves as protected-series manager as provided in Section 5.2.</w:t>
       </w:r>
     </w:p>
     <w:p>
@@ -3209,7 +3226,7 @@
           <w:sz w:val="24"/>
           <w:szCs w:val="24"/>
         </w:rPr>
-        <w:t xml:space="preserve">IN WITNESS WHEREOF, the undersigned has executed this Agreement effective as of the date set forth below.</w:t>
+        <w:t xml:space="preserve">IN WITNESS WHEREOF, the undersigned has executed this Agreement as of the Effective Date.</w:t>
       </w:r>
     </w:p>
     <w:p>

--- a/docs/word/SMMEMS - FPSLLC Operating Agreement - Member-Managed Single Member (S Corporation) - DRAFT.docx
+++ b/docs/word/SMMEMS - FPSLLC Operating Agreement - Member-Managed Single Member (S Corporation) - DRAFT.docx
@@ -1716,7 +1716,7 @@
           <w:sz w:val="24"/>
           <w:szCs w:val="24"/>
         </w:rPr>
-        <w:t xml:space="preserve"> The Member may cause the Company to file with the Department a statement of authority under s. 605.0302, Florida Statutes, stating the authority, or the limitations on the authority, of the Member or of any person holding a specified position, to transfer or encumber real property held in the name of the Company or of a Protected Series, and may cause a certified copy of that statement to be recorded in the official records of any county in which the real property is located. A statement so filed shall be consistent with this Agreement, and shall be amended or cancelled as necessary to keep it accurate.</w:t>
+        <w:t xml:space="preserve"> The Member may cause a statement of authority to be filed with the Department for the Company or the relevant Protected Series under s. 605.0302, Florida Statutes, stating the authority, or the limitations on the authority, of the Member or of any person holding a specified position, to transfer or encumber real property held in the name of the entity identified in the statement, and may cause a certified copy of that statement to be recorded in the official records of any county in which the real property is located. A statement concerning real property held in the name of the Company shall identify the Company as the entity whose authority is stated. A statement concerning real property held in the name of a Protected Series shall be filed for and identify that Protected Series as the entity whose authority is stated. A statement so filed shall be consistent with this Agreement, and shall be amended or cancelled as necessary to keep it accurate.</w:t>
       </w:r>
     </w:p>
     <w:p>

--- a/docs/word/SMMEMS - FPSLLC Operating Agreement - Member-Managed Single Member (S Corporation) - DRAFT.docx
+++ b/docs/word/SMMEMS - FPSLLC Operating Agreement - Member-Managed Single Member (S Corporation) - DRAFT.docx
@@ -372,8 +372,33 @@
           <w:sz w:val="24"/>
           <w:szCs w:val="24"/>
         </w:rPr>
-        <w:t xml:space="preserve"> The purpose of the Company, and of each Protected Series, is to engage in any lawful business, purpose, or activity for which limited liability companies may be organized under the Act, together with any additional purpose set forth in the Articles of Organization and, as to a Protected Series, any additional purpose set forth in its Series Exhibit. An additional purpose so stated is cumulative and does not limit the general purpose stated in this Section. The Company, and each Protected Series in its own name, shall have all powers conferred by the Act, including with respect to each Protected Series the power to enter into and enforce contracts; to acquire, own, hold, improve, lease, encumber, and convey real, personal, and intangible property; to grant liens and security interests in its Associated Assets; to open and maintain deposit and investment accounts; to sue and be sued; and to conduct its activities and affairs in its own name, all as contemplated by s. 605.2103, Florida Statutes.  </w:t>
-      </w:r>
+        <w:t xml:space="preserve"> The purpose of the Company, and of each Protected Series, is to engage in any lawful business, purpose, or activity for which limited liability companies may be organized under the Act, together with any additional purpose set forth in the Articles of Organization and, as to a Protected Series, any additional purpose set forth in its Series Exhibit. An additional purpose so stated is cumulative and does not limit the general purpose stated in this Section. The Company, and each Protected Series in its own name, shall have all powers conferred by the Act, including with respect to each Protected Series the power to enter into and enforce contracts; to acquire, own, hold, improve, lease, encumber, and convey real, personal, and intangible property; to grant liens and security interests in its Associated Assets; to open and maintain deposit and investment accounts; to sue and be sued; and to conduct its activities and affairs in its own name, all as contemplated by s. 605.2103, Florida Statutes.</w:t>
+      </w:r>
+    </w:p>
+    <w:p>
+      <w:pPr>
+        <w:keepNext/>
+        <w:widowControl/>
+        <w:spacing w:after="80"/>
+        <w:jc w:val="both"/>
+      </w:pPr>
+      <w:r>
+        <w:rPr>
+          <w:rStyle w:val="DraftingChoice"/>
+          <w:rFonts w:ascii="Times New Roman" w:hAnsi="Times New Roman"/>
+          <w:i/>
+          <w:sz w:val="24"/>
+          <w:szCs w:val="24"/>
+        </w:rPr>
+        <w:t xml:space="preserve">[If professional company:]</w:t>
+      </w:r>
+    </w:p>
+    <w:p>
+      <w:pPr>
+        <w:widowControl/>
+        <w:spacing w:after="160"/>
+        <w:jc w:val="both"/>
+      </w:pPr>
       <w:r>
         <w:rPr>
           <w:rFonts w:ascii="Times New Roman" w:hAnsi="Times New Roman"/>
@@ -390,6 +415,23 @@
           <w:szCs w:val="24"/>
         </w:rPr>
         <w:t xml:space="preserve"> Notwithstanding any other provision of this Agreement or any Series Exhibit, if the Company is organized as a professional limited liability company under Chapter 621, Florida Statutes, the Company and each Protected Series shall engage only in the professional services for which the Company was organized, together with investments and ownership of property permitted by s. 621.08. No Transfer of a Membership Interest or admission as a Member, including through a transfer-on-death designation, a permitted family Transfer, bankruptcy, or continuation after the last Member ceases to be a Member, is permitted unless the recipient is a professional corporation, professional limited liability company, or individual, each licensed or otherwise legally authorized to render the same specific professional services as those for which the Company was organized, as required by ss. 621.09(2) and 621.11(2). These requirements apply in addition to every other transfer and admission requirement of this Agreement, including any applicable S corporation shareholder eligibility requirement.</w:t>
+      </w:r>
+    </w:p>
+    <w:p>
+      <w:pPr>
+        <w:widowControl/>
+        <w:spacing w:after="80"/>
+        <w:jc w:val="both"/>
+      </w:pPr>
+      <w:r>
+        <w:rPr>
+          <w:rStyle w:val="DraftingChoice"/>
+          <w:rFonts w:ascii="Times New Roman" w:hAnsi="Times New Roman"/>
+          <w:i/>
+          <w:sz w:val="24"/>
+          <w:szCs w:val="24"/>
+        </w:rPr>
+        <w:t xml:space="preserve">[End if professional company.]</w:t>
       </w:r>
     </w:p>
     <w:p>
@@ -3248,6 +3290,24 @@
     </w:p>
     <w:p>
       <w:pPr>
+        <w:keepNext/>
+        <w:widowControl/>
+        <w:spacing w:after="80"/>
+        <w:jc w:val="both"/>
+      </w:pPr>
+      <w:r>
+        <w:rPr>
+          <w:rStyle w:val="DraftingChoice"/>
+          <w:rFonts w:ascii="Times New Roman" w:hAnsi="Times New Roman"/>
+          <w:i/>
+          <w:sz w:val="24"/>
+          <w:szCs w:val="24"/>
+        </w:rPr>
+        <w:t xml:space="preserve">[If individual member:]</w:t>
+      </w:r>
+    </w:p>
+    <w:p>
+      <w:pPr>
         <w:widowControl/>
         <w:spacing w:after="160"/>
         <w:jc w:val="both"/>
@@ -3278,21 +3338,6 @@
     </w:p>
     <w:p>
       <w:pPr>
-        <w:widowControl/>
-        <w:spacing w:after="160"/>
-        <w:jc w:val="both"/>
-      </w:pPr>
-      <w:r>
-        <w:rPr>
-          <w:rFonts w:ascii="Times New Roman" w:hAnsi="Times New Roman"/>
-          <w:sz w:val="24"/>
-          <w:szCs w:val="24"/>
-        </w:rPr>
-        <w:t xml:space="preserve">Date: _____________________________[MEMBER NAME]</w:t>
-      </w:r>
-    </w:p>
-    <w:p>
-      <w:pPr>
         <w:keepNext/>
         <w:widowControl/>
         <w:spacing w:after="160"/>
@@ -3304,6 +3349,72 @@
           <w:sz w:val="24"/>
           <w:szCs w:val="24"/>
         </w:rPr>
+        <w:t xml:space="preserve">Date: _____________________________</w:t>
+      </w:r>
+    </w:p>
+    <w:p>
+      <w:pPr>
+        <w:widowControl/>
+        <w:spacing w:after="80"/>
+        <w:jc w:val="both"/>
+      </w:pPr>
+      <w:r>
+        <w:rPr>
+          <w:rStyle w:val="DraftingChoice"/>
+          <w:rFonts w:ascii="Times New Roman" w:hAnsi="Times New Roman"/>
+          <w:i/>
+          <w:sz w:val="24"/>
+          <w:szCs w:val="24"/>
+        </w:rPr>
+        <w:t xml:space="preserve">[End if individual member.]</w:t>
+      </w:r>
+    </w:p>
+    <w:p>
+      <w:pPr>
+        <w:keepNext/>
+        <w:widowControl/>
+        <w:spacing w:after="80"/>
+        <w:jc w:val="both"/>
+      </w:pPr>
+      <w:r>
+        <w:rPr>
+          <w:rStyle w:val="DraftingChoice"/>
+          <w:rFonts w:ascii="Times New Roman" w:hAnsi="Times New Roman"/>
+          <w:i/>
+          <w:sz w:val="24"/>
+          <w:szCs w:val="24"/>
+        </w:rPr>
+        <w:t xml:space="preserve">[If entity member:]</w:t>
+      </w:r>
+    </w:p>
+    <w:p>
+      <w:pPr>
+        <w:widowControl/>
+        <w:spacing w:after="160"/>
+        <w:jc w:val="both"/>
+      </w:pPr>
+      <w:r>
+        <w:rPr>
+          <w:rFonts w:ascii="Times New Roman" w:hAnsi="Times New Roman"/>
+          <w:sz w:val="24"/>
+          <w:szCs w:val="24"/>
+        </w:rPr>
+        <w:t xml:space="preserve">[MEMBER NAME]</w:t>
+      </w:r>
+    </w:p>
+    <w:p>
+      <w:pPr>
+        <w:keepNext/>
+        <w:widowControl/>
+        <w:spacing w:after="160"/>
+        <w:jc w:val="both"/>
+      </w:pPr>
+      <w:r>
+        <w:rPr>
+          <w:rFonts w:ascii="Times New Roman" w:hAnsi="Times New Roman"/>
+          <w:sz w:val="24"/>
+          <w:szCs w:val="24"/>
+        </w:rPr>
         <w:t xml:space="preserve">By: _____________________________</w:t>
       </w:r>
     </w:p>
@@ -3353,6 +3464,23 @@
           <w:szCs w:val="24"/>
         </w:rPr>
         <w:t xml:space="preserve">Date: _____________________________</w:t>
+      </w:r>
+    </w:p>
+    <w:p>
+      <w:pPr>
+        <w:widowControl/>
+        <w:spacing w:after="80"/>
+        <w:jc w:val="both"/>
+      </w:pPr>
+      <w:r>
+        <w:rPr>
+          <w:rStyle w:val="DraftingChoice"/>
+          <w:rFonts w:ascii="Times New Roman" w:hAnsi="Times New Roman"/>
+          <w:i/>
+          <w:sz w:val="24"/>
+          <w:szCs w:val="24"/>
+        </w:rPr>
+        <w:t xml:space="preserve">[End if entity member.]</w:t>
       </w:r>
     </w:p>
     <w:p>
@@ -4349,7 +4477,35 @@
                 <w:sz w:val="22"/>
                 <w:szCs w:val="22"/>
               </w:rPr>
-              <w:t xml:space="preserve">Any lawful purpose, including, without limitation, [PURPOSE]</w:t>
+              <w:t xml:space="preserve">Any lawful purpose </w:t>
+            </w:r>
+            <w:r>
+              <w:rPr>
+                <w:rStyle w:val="DraftingChoice"/>
+                <w:rFonts w:ascii="Times New Roman" w:hAnsi="Times New Roman"/>
+                <w:i/>
+                <w:sz w:val="22"/>
+                <w:szCs w:val="22"/>
+              </w:rPr>
+              <w:t xml:space="preserve">[If additional series purpose: </w:t>
+            </w:r>
+            <w:r>
+              <w:rPr>
+                <w:rFonts w:ascii="Times New Roman" w:hAnsi="Times New Roman"/>
+                <w:sz w:val="22"/>
+                <w:szCs w:val="22"/>
+              </w:rPr>
+              <w:t xml:space="preserve">, including, without limitation, [PURPOSE]</w:t>
+            </w:r>
+            <w:r>
+              <w:rPr>
+                <w:rStyle w:val="DraftingChoice"/>
+                <w:rFonts w:ascii="Times New Roman" w:hAnsi="Times New Roman"/>
+                <w:i/>
+                <w:sz w:val="22"/>
+                <w:szCs w:val="22"/>
+              </w:rPr>
+              <w:t xml:space="preserve">]</w:t>
             </w:r>
           </w:p>
         </w:tc>
@@ -4671,6 +4827,24 @@
     </w:p>
     <w:p>
       <w:pPr>
+        <w:keepNext/>
+        <w:widowControl/>
+        <w:spacing w:after="80"/>
+        <w:jc w:val="both"/>
+      </w:pPr>
+      <w:r>
+        <w:rPr>
+          <w:rStyle w:val="DraftingChoice"/>
+          <w:rFonts w:ascii="Times New Roman" w:hAnsi="Times New Roman"/>
+          <w:i/>
+          <w:sz w:val="24"/>
+          <w:szCs w:val="24"/>
+        </w:rPr>
+        <w:t xml:space="preserve">[If individual signer:]</w:t>
+      </w:r>
+    </w:p>
+    <w:p>
+      <w:pPr>
         <w:widowControl/>
         <w:spacing w:after="160"/>
         <w:jc w:val="both"/>
@@ -4702,6 +4876,41 @@
     <w:p>
       <w:pPr>
         <w:widowControl/>
+        <w:spacing w:after="80"/>
+        <w:jc w:val="both"/>
+      </w:pPr>
+      <w:r>
+        <w:rPr>
+          <w:rStyle w:val="DraftingChoice"/>
+          <w:rFonts w:ascii="Times New Roman" w:hAnsi="Times New Roman"/>
+          <w:i/>
+          <w:sz w:val="24"/>
+          <w:szCs w:val="24"/>
+        </w:rPr>
+        <w:t xml:space="preserve">[End if individual signer.]</w:t>
+      </w:r>
+    </w:p>
+    <w:p>
+      <w:pPr>
+        <w:keepNext/>
+        <w:widowControl/>
+        <w:spacing w:after="80"/>
+        <w:jc w:val="both"/>
+      </w:pPr>
+      <w:r>
+        <w:rPr>
+          <w:rStyle w:val="DraftingChoice"/>
+          <w:rFonts w:ascii="Times New Roman" w:hAnsi="Times New Roman"/>
+          <w:i/>
+          <w:sz w:val="24"/>
+          <w:szCs w:val="24"/>
+        </w:rPr>
+        <w:t xml:space="preserve">[If entity signer:]</w:t>
+      </w:r>
+    </w:p>
+    <w:p>
+      <w:pPr>
+        <w:widowControl/>
         <w:spacing w:after="160"/>
         <w:jc w:val="both"/>
       </w:pPr>
@@ -4760,6 +4969,23 @@
           <w:szCs w:val="24"/>
         </w:rPr>
         <w:t xml:space="preserve">[TITLE]</w:t>
+      </w:r>
+    </w:p>
+    <w:p>
+      <w:pPr>
+        <w:widowControl/>
+        <w:spacing w:after="80"/>
+        <w:jc w:val="both"/>
+      </w:pPr>
+      <w:r>
+        <w:rPr>
+          <w:rStyle w:val="DraftingChoice"/>
+          <w:rFonts w:ascii="Times New Roman" w:hAnsi="Times New Roman"/>
+          <w:i/>
+          <w:sz w:val="24"/>
+          <w:szCs w:val="24"/>
+        </w:rPr>
+        <w:t xml:space="preserve">[End if entity signer.]</w:t>
       </w:r>
     </w:p>
     <w:p>

--- a/docs/word/SMMEMS - FPSLLC Operating Agreement - Member-Managed Single Member (S Corporation) - DRAFT.docx
+++ b/docs/word/SMMEMS - FPSLLC Operating Agreement - Member-Managed Single Member (S Corporation) - DRAFT.docx
@@ -395,6 +395,7 @@
     </w:p>
     <w:p>
       <w:pPr>
+        <w:keepNext/>
         <w:widowControl/>
         <w:spacing w:after="160"/>
         <w:jc w:val="both"/>
@@ -4860,6 +4861,7 @@
     </w:p>
     <w:p>
       <w:pPr>
+        <w:keepNext/>
         <w:widowControl/>
         <w:spacing w:after="160"/>
         <w:jc w:val="both"/>
@@ -4957,6 +4959,7 @@
     </w:p>
     <w:p>
       <w:pPr>
+        <w:keepNext/>
         <w:keepLines/>
         <w:widowControl/>
         <w:spacing w:after="160"/>

--- a/docs/word/SMMEMS - FPSLLC Operating Agreement - Member-Managed Single Member (S Corporation) - DRAFT.docx
+++ b/docs/word/SMMEMS - FPSLLC Operating Agreement - Member-Managed Single Member (S Corporation) - DRAFT.docx
@@ -3309,6 +3309,7 @@
     </w:p>
     <w:p>
       <w:pPr>
+        <w:keepNext/>
         <w:widowControl/>
         <w:spacing w:after="160"/>
         <w:jc w:val="both"/>
@@ -3324,6 +3325,7 @@
     </w:p>
     <w:p>
       <w:pPr>
+        <w:keepNext/>
         <w:widowControl/>
         <w:spacing w:after="160"/>
         <w:jc w:val="both"/>
@@ -3390,6 +3392,7 @@
     </w:p>
     <w:p>
       <w:pPr>
+        <w:keepNext/>
         <w:widowControl/>
         <w:spacing w:after="160"/>
         <w:jc w:val="both"/>
@@ -3421,6 +3424,7 @@
     </w:p>
     <w:p>
       <w:pPr>
+        <w:keepNext/>
         <w:keepLines/>
         <w:widowControl/>
         <w:spacing w:after="160"/>
@@ -3437,6 +3441,7 @@
     </w:p>
     <w:p>
       <w:pPr>
+        <w:keepNext/>
         <w:keepLines/>
         <w:widowControl/>
         <w:spacing w:after="160"/>
@@ -4846,6 +4851,7 @@
     </w:p>
     <w:p>
       <w:pPr>
+        <w:keepNext/>
         <w:widowControl/>
         <w:spacing w:after="160"/>
         <w:jc w:val="both"/>
@@ -4912,6 +4918,7 @@
     </w:p>
     <w:p>
       <w:pPr>
+        <w:keepNext/>
         <w:widowControl/>
         <w:spacing w:after="160"/>
         <w:jc w:val="both"/>
@@ -4943,6 +4950,7 @@
     </w:p>
     <w:p>
       <w:pPr>
+        <w:keepNext/>
         <w:keepLines/>
         <w:widowControl/>
         <w:spacing w:after="160"/>

--- a/docs/word/SMMEMS - FPSLLC Operating Agreement - Member-Managed Single Member (S Corporation) - DRAFT.docx
+++ b/docs/word/SMMEMS - FPSLLC Operating Agreement - Member-Managed Single Member (S Corporation) - DRAFT.docx
@@ -4493,7 +4493,7 @@
                 <w:sz w:val="22"/>
                 <w:szCs w:val="22"/>
               </w:rPr>
-              <w:t xml:space="preserve">[If additional series purpose: </w:t>
+              <w:t xml:space="preserve">[If additional purpose: </w:t>
             </w:r>
             <w:r>
               <w:rPr>

--- a/docs/word/SMMEMS - FPSLLC Operating Agreement - Member-Managed Single Member (S Corporation) - DRAFT.docx
+++ b/docs/word/SMMEMS - FPSLLC Operating Agreement - Member-Managed Single Member (S Corporation) - DRAFT.docx
@@ -4493,7 +4493,7 @@
                 <w:sz w:val="22"/>
                 <w:szCs w:val="22"/>
               </w:rPr>
-              <w:t xml:space="preserve">[If additional purpose: </w:t>
+              <w:t xml:space="preserve">[If additional purpose:</w:t>
             </w:r>
             <w:r>
               <w:rPr>
@@ -5766,6 +5766,12 @@
   </w:docDefaults>
   <w:style w:type="paragraph" w:default="1" w:styleId="Normal">
     <w:name w:val="Normal"/>
+  </w:style>
+  <w:style w:type="character" w:styleId="DraftingChoice">
+    <w:name w:val="Drafting Choice"/>
+    <w:rPr>
+      <w:i/>
+    </w:rPr>
   </w:style>
   <w:style w:type="paragraph" w:styleId="Heading1">
     <w:name w:val="heading 1"/>

--- a/docs/word/SMMEMS - FPSLLC Operating Agreement - Member-Managed Single Member (S Corporation) - DRAFT.docx
+++ b/docs/word/SMMEMS - FPSLLC Operating Agreement - Member-Managed Single Member (S Corporation) - DRAFT.docx
@@ -372,7 +372,7 @@
           <w:sz w:val="24"/>
           <w:szCs w:val="24"/>
         </w:rPr>
-        <w:t xml:space="preserve"> The purpose of the Company, and of each Protected Series, is to engage in any lawful business, purpose, or activity for which limited liability companies may be organized under the Act, together with any additional purpose set forth in the Articles of Organization and, as to a Protected Series, any additional purpose set forth in its Series Exhibit. An additional purpose so stated is cumulative and does not limit the general purpose stated in this Section. The Company, and each Protected Series in its own name, shall have all powers conferred by the Act, including with respect to each Protected Series the power to enter into and enforce contracts; to acquire, own, hold, improve, lease, encumber, and convey real, personal, and intangible property; to grant liens and security interests in its Associated Assets; to open and maintain deposit and investment accounts; to sue and be sued; and to conduct its activities and affairs in its own name, all as contemplated by s. 605.2103, Florida Statutes.</w:t>
+        <w:t xml:space="preserve"> The purpose of the Company, and of each Protected Series, is to engage in any lawful business, purpose, or activity for which limited liability companies may be organized under the Act, together with any additional purpose set forth in the Articles of Organization and, as to a Protected Series, any additional purpose set forth in its Series Exhibit. An additional purpose so stated is cumulative and does not limit the general purpose stated in this Section. The Company, and each Protected Series in its own name, shall have all powers conferred by the Act, including with respect to each Protected Series the power to enter into and enforce contracts; to acquire, own, hold, improve, lease, encumber, and convey real, personal, and intangible property; to grant liens and security interests in its Associated Assets; to open and maintain deposit and investment accounts; to sue and be sued; and to conduct its activities and affairs in its own name, all as contemplated by s. 605.2104, Florida Statutes.</w:t>
       </w:r>
     </w:p>
     <w:p>
@@ -1009,7 +1009,7 @@
           <w:sz w:val="24"/>
           <w:szCs w:val="24"/>
         </w:rPr>
-        <w:t xml:space="preserve"> With the consent of the Member, the Company may establish one or more Protected Series by causing a Protected Series Designation to be signed and filed with the Department as provided in s. 605.2201, Florida Statutes. At or before the filing of each Protected Series Designation, the Member shall adopt a Series Exhibit for the new Protected Series. The Member is authorized to execute and file each Protected Series Designation. Each Protected Series shall be established without Associated Members.</w:t>
+        <w:t xml:space="preserve"> With the consent of the Member, the Company may establish one or more Protected Series by causing a Protected Series Designation to be signed and filed with the Department as provided in s. 605.2201, Florida Statutes. At or before the filing of each Protected Series Designation, the Member shall adopt a Series Exhibit for the new Protected Series. The Member is authorized to execute and file each Protected Series Designation. Each Protected Series shall be established without Associated Members. A Protected Series is established when its Protected Series Designation takes effect under ss. 605.2201(3) and 605.0207, Florida Statutes.</w:t>
       </w:r>
     </w:p>
     <w:p>
@@ -1049,7 +1049,7 @@
           <w:sz w:val="24"/>
           <w:szCs w:val="24"/>
         </w:rPr>
-        <w:t xml:space="preserve">(a) is a "person" for purposes of the Act and the Uniform Commercial Code, distinct from the Company, from every other Protected Series, and from the Member;</w:t>
+        <w:t xml:space="preserve">(a) is a "person" for purposes of the Act (s. 605.2103) and the Uniform Commercial Code (s. 671.201(32)), distinct from the Company, from every other Protected Series, and from the Member;</w:t>
       </w:r>
     </w:p>
     <w:p>
@@ -2142,7 +2142,7 @@
           <w:sz w:val="24"/>
           <w:szCs w:val="24"/>
         </w:rPr>
-        <w:t xml:space="preserve"> A properly recorded instrument naming the acquiring or conveying Protected Series (by its full statutory name) or the Company, as applicable, serves as an association record and is conclusive of the signer's authority in favor of a person giving value without knowledge of a lack of authority (ss. 605.2301(2)(b) and 605.2301(3)(b), Florida Statutes). Where an interest in real property is held through a representative, nominee, or similar arrangement as permitted by s. 605.2301(5), Florida Statutes, the arrangement shall be documented under Section 8.4, and the association of the interest shall be established by those records.</w:t>
+        <w:t xml:space="preserve"> To the extent a properly recorded instrument naming the acquiring or conveying Protected Series (by its full statutory name) or the Company, as applicable, is in favor of a person giving value without knowledge of a lack of authority, it serves as an association record and is conclusive of the signer's authority (ss. 605.2301(2)(b) and 605.2301(3)(b), Florida Statutes). Where an interest in real property is held through a representative, nominee, or similar arrangement as permitted by s. 605.2301(5), Florida Statutes, the arrangement shall be documented under Section 8.4, and the association of the interest shall be established by those records.</w:t>
       </w:r>
     </w:p>
     <w:p>
@@ -5696,7 +5696,7 @@
           <w:sz w:val="24"/>
           <w:szCs w:val="24"/>
         </w:rPr>
-        <w:t xml:space="preserve">Form document — [COMPANY NAME], LLC Operating Agreement (Member-Managed, Single Member / S Corporation), v1 draft. Statutory citations in this form: ss. 48.062, 605.0102, 605.0302, 605.0602, 605.2101, 605.2103, 605.2107, 605.2201, 605.2301, 605.2302, 605.2303, 605.2304, 605.2401, 605.2602, 605.2605, 605.2607, 605.2802, 711.50, 711.501, 711.512, Fla. Stat. Internal Revenue Code sections: 1361, 1362, 1378.</w:t>
+        <w:t xml:space="preserve">Form document — [COMPANY NAME], LLC Operating Agreement (Member-Managed, Single Member / S Corporation), v1 draft. Statutory citations in this form: ss. 48.062, 605.0102, 605.0207, 605.0302, 605.0602, 605.2101, 605.2103, 605.2104, 605.2107, 605.2201, 605.2301, 605.2302, 605.2303, 605.2304, 605.2401, 605.2602, 605.2605, 605.2607, 605.2802, 711.50, 711.501, 711.512, Fla. Stat. Internal Revenue Code sections: 1361, 1362, 1378.</w:t>
       </w:r>
     </w:p>
     <w:p>
